--- a/lessons/2026-10-22-農村的遠見與ORID/orid-worksheet.docx
+++ b/lessons/2026-10-22-農村的遠見與ORID/orid-worksheet.docx
@@ -87,7 +87,12 @@
         </w:tc>
       </w:tr>
     </w:tbl>
-    <w:p/>
+    <w:p>
+      <w:pPr>
+        <w:spacing w:after="0" w:line="160" w:lineRule="exact"/>
+      </w:pPr>
+      <w:r/>
+    </w:p>
     <w:tbl>
       <w:tblPr>
         <w:tblStyle w:val="TableGrid"/>
@@ -144,13 +149,17 @@
               <w:br/>
               <w:br/>
               <w:t>3.</w:t>
-              <w:br/>
             </w:r>
           </w:p>
         </w:tc>
       </w:tr>
     </w:tbl>
-    <w:p/>
+    <w:p>
+      <w:pPr>
+        <w:spacing w:after="0" w:line="160" w:lineRule="exact"/>
+      </w:pPr>
+      <w:r/>
+    </w:p>
     <w:tbl>
       <w:tblPr>
         <w:tblStyle w:val="TableGrid"/>
@@ -208,7 +217,12 @@
         </w:tc>
       </w:tr>
     </w:tbl>
-    <w:p/>
+    <w:p>
+      <w:pPr>
+        <w:spacing w:after="0" w:line="160" w:lineRule="exact"/>
+      </w:pPr>
+      <w:r/>
+    </w:p>
     <w:tbl>
       <w:tblPr>
         <w:tblStyle w:val="TableGrid"/>
@@ -261,13 +275,17 @@
               <w:br/>
               <w:br/>
               <w:br/>
-              <w:br/>
             </w:r>
           </w:p>
         </w:tc>
       </w:tr>
     </w:tbl>
-    <w:p/>
+    <w:p>
+      <w:pPr>
+        <w:spacing w:after="0" w:line="160" w:lineRule="exact"/>
+      </w:pPr>
+      <w:r/>
+    </w:p>
     <w:tbl>
       <w:tblPr>
         <w:tblStyle w:val="TableGrid"/>
@@ -337,7 +355,7 @@
     </w:p>
     <w:sectPr>
       <w:pgSz w:w="11906" w:h="16838"/>
-      <w:pgMar w:top="850" w:right="1020" w:bottom="850" w:left="1020" w:header="720" w:footer="720" w:gutter="0"/>
+      <w:pgMar w:top="680" w:right="1020" w:bottom="680" w:left="1020" w:header="720" w:footer="720" w:gutter="0"/>
       <w:cols w:space="720"/>
       <w:docGrid w:linePitch="360"/>
     </w:sectPr>
